--- a/attachments/cv_daniele_davino.docx
+++ b/attachments/cv_daniele_davino.docx
@@ -47,17 +47,7 @@
           <w:sz w:val="22"/>
           <w:szCs w:val="22"/>
         </w:rPr>
-        <w:t xml:space="preserve">Senior </w:t>
-      </w:r>
-      <w:r>
-        <w:rPr>
-          <w:rFonts w:ascii="Tahoma" w:eastAsia="Tahoma" w:hAnsi="Tahoma" w:cs="Tahoma"/>
-          <w:smallCaps/>
-          <w:color w:val="000000"/>
-          <w:sz w:val="22"/>
-          <w:szCs w:val="22"/>
-        </w:rPr>
-        <w:t xml:space="preserve">Data Scientist for decision making </w:t>
+        <w:t xml:space="preserve">Senior Data Scientist for decision making </w:t>
       </w:r>
     </w:p>
     <w:p>
@@ -436,7 +426,27 @@
           <w:sz w:val="18"/>
           <w:szCs w:val="18"/>
         </w:rPr>
-        <w:t>, Cloud Run), Docker, Git, Kubeflow Pipelines, Terraform, REST APIs, Linux.</w:t>
+        <w:t>, Cloud Run</w:t>
+      </w:r>
+      <w:r>
+        <w:rPr>
+          <w:rFonts w:ascii="Arial" w:eastAsia="Arial" w:hAnsi="Arial" w:cs="Arial"/>
+          <w:bCs/>
+          <w:color w:val="000000"/>
+          <w:sz w:val="18"/>
+          <w:szCs w:val="18"/>
+        </w:rPr>
+        <w:t>, ADK</w:t>
+      </w:r>
+      <w:r>
+        <w:rPr>
+          <w:rFonts w:ascii="Arial" w:eastAsia="Arial" w:hAnsi="Arial" w:cs="Arial"/>
+          <w:bCs/>
+          <w:color w:val="000000"/>
+          <w:sz w:val="18"/>
+          <w:szCs w:val="18"/>
+        </w:rPr>
+        <w:t>), Docker, Git, Kubeflow Pipelines, Terraform, REST APIs, Linux.</w:t>
       </w:r>
     </w:p>
     <w:p>
@@ -664,52 +674,7 @@
           <w:sz w:val="20"/>
           <w:szCs w:val="20"/>
         </w:rPr>
-        <w:t>0</w:t>
-      </w:r>
-      <w:r>
-        <w:rPr>
-          <w:rFonts w:ascii="Arial" w:eastAsia="Arial" w:hAnsi="Arial" w:cs="Arial"/>
-          <w:color w:val="000000"/>
-          <w:sz w:val="20"/>
-          <w:szCs w:val="20"/>
-        </w:rPr>
-        <w:t>8</w:t>
-      </w:r>
-      <w:r>
-        <w:rPr>
-          <w:rFonts w:ascii="Arial" w:eastAsia="Arial" w:hAnsi="Arial" w:cs="Arial"/>
-          <w:color w:val="000000"/>
-          <w:sz w:val="20"/>
-          <w:szCs w:val="20"/>
-        </w:rPr>
-        <w:t>/202</w:t>
-      </w:r>
-      <w:r>
-        <w:rPr>
-          <w:rFonts w:ascii="Arial" w:eastAsia="Arial" w:hAnsi="Arial" w:cs="Arial"/>
-          <w:color w:val="000000"/>
-          <w:sz w:val="20"/>
-          <w:szCs w:val="20"/>
-        </w:rPr>
-        <w:t>5</w:t>
-      </w:r>
-      <w:r>
-        <w:rPr>
-          <w:rFonts w:ascii="Arial" w:eastAsia="Arial" w:hAnsi="Arial" w:cs="Arial"/>
-          <w:color w:val="000000"/>
-          <w:sz w:val="20"/>
-          <w:szCs w:val="20"/>
-        </w:rPr>
-        <w:t xml:space="preserve"> – </w:t>
-      </w:r>
-      <w:r>
-        <w:rPr>
-          <w:rFonts w:ascii="Arial" w:eastAsia="Arial" w:hAnsi="Arial" w:cs="Arial"/>
-          <w:color w:val="000000"/>
-          <w:sz w:val="20"/>
-          <w:szCs w:val="20"/>
-        </w:rPr>
-        <w:t>present</w:t>
+        <w:t>08/2025 – present</w:t>
       </w:r>
     </w:p>
     <w:p>
@@ -758,26 +723,7 @@
     </w:p>
     <w:p>
       <w:pPr>
-        <w:pBdr>
-          <w:top w:val="nil"/>
-          <w:left w:val="nil"/>
-          <w:bottom w:val="nil"/>
-          <w:right w:val="nil"/>
-          <w:between w:val="nil"/>
-        </w:pBdr>
-        <w:tabs>
-          <w:tab w:val="left" w:pos="851"/>
-        </w:tabs>
-        <w:spacing w:line="240" w:lineRule="auto"/>
-        <w:rPr>
-          <w:rFonts w:ascii="Arial" w:eastAsia="Arial" w:hAnsi="Arial" w:cs="Arial"/>
-          <w:color w:val="000000"/>
-          <w:sz w:val="18"/>
-          <w:szCs w:val="18"/>
-          <w:highlight w:val="white"/>
-        </w:rPr>
-      </w:pPr>
-      <w:r>
+        <w:spacing w:after="80" w:line="240" w:lineRule="auto"/>
         <w:rPr>
           <w:rFonts w:ascii="Arial" w:eastAsia="Arial" w:hAnsi="Arial" w:cs="Arial"/>
           <w:i/>
@@ -785,222 +731,16 @@
           <w:sz w:val="18"/>
           <w:szCs w:val="18"/>
         </w:rPr>
-        <w:t>Developing and deploying AI/ML solutions for enterprise clients across multiple industries. Leading data science projects from problem definition to production deployment.</w:t>
-      </w:r>
-    </w:p>
-    <w:p>
-      <w:pPr>
-        <w:spacing w:after="80" w:line="240" w:lineRule="auto"/>
-        <w:jc w:val="center"/>
-        <w:rPr>
-          <w:rFonts w:ascii="Arial" w:eastAsia="Arial" w:hAnsi="Arial" w:cs="Arial"/>
-          <w:b/>
-          <w:color w:val="000000"/>
-          <w:sz w:val="22"/>
-          <w:szCs w:val="22"/>
-        </w:rPr>
-      </w:pPr>
-    </w:p>
-    <w:p>
-      <w:pPr>
-        <w:spacing w:line="240" w:lineRule="auto"/>
-        <w:jc w:val="both"/>
+      </w:pPr>
+      <w:r>
         <w:rPr>
           <w:rFonts w:ascii="Arial" w:eastAsia="Arial" w:hAnsi="Arial" w:cs="Arial"/>
           <w:i/>
           <w:color w:val="000000"/>
-          <w:sz w:val="20"/>
-          <w:szCs w:val="20"/>
-        </w:rPr>
-      </w:pPr>
-      <w:r>
-        <w:rPr>
-          <w:rFonts w:ascii="Arial" w:eastAsia="Arial" w:hAnsi="Arial" w:cs="Arial"/>
-          <w:b/>
-          <w:color w:val="000000"/>
-          <w:sz w:val="20"/>
-          <w:szCs w:val="20"/>
-        </w:rPr>
-        <w:t>Senior Data Scientist</w:t>
-      </w:r>
-      <w:r>
-        <w:rPr>
-          <w:rFonts w:ascii="Arial" w:eastAsia="Arial" w:hAnsi="Arial" w:cs="Arial"/>
-          <w:b/>
-          <w:color w:val="000000"/>
-          <w:sz w:val="20"/>
-          <w:szCs w:val="20"/>
-        </w:rPr>
-        <w:t xml:space="preserve">                 </w:t>
-      </w:r>
-      <w:r>
-        <w:rPr>
-          <w:rFonts w:ascii="Arial" w:eastAsia="Arial" w:hAnsi="Arial" w:cs="Arial"/>
-          <w:b/>
-          <w:color w:val="000000"/>
-          <w:sz w:val="20"/>
-          <w:szCs w:val="20"/>
-        </w:rPr>
-        <w:tab/>
-      </w:r>
-      <w:r>
-        <w:rPr>
-          <w:rFonts w:ascii="Arial" w:eastAsia="Arial" w:hAnsi="Arial" w:cs="Arial"/>
-          <w:b/>
-          <w:color w:val="000000"/>
-          <w:sz w:val="20"/>
-          <w:szCs w:val="20"/>
-        </w:rPr>
-        <w:tab/>
-      </w:r>
-      <w:r>
-        <w:rPr>
-          <w:rFonts w:ascii="Arial" w:eastAsia="Arial" w:hAnsi="Arial" w:cs="Arial"/>
-          <w:b/>
-          <w:color w:val="000000"/>
-          <w:sz w:val="20"/>
-          <w:szCs w:val="20"/>
-        </w:rPr>
-        <w:tab/>
-      </w:r>
-      <w:r>
-        <w:rPr>
-          <w:rFonts w:ascii="Arial" w:eastAsia="Arial" w:hAnsi="Arial" w:cs="Arial"/>
-          <w:b/>
-          <w:color w:val="000000"/>
-          <w:sz w:val="20"/>
-          <w:szCs w:val="20"/>
-        </w:rPr>
-        <w:tab/>
-      </w:r>
-      <w:r>
-        <w:rPr>
-          <w:rFonts w:ascii="Arial" w:eastAsia="Arial" w:hAnsi="Arial" w:cs="Arial"/>
-          <w:b/>
-          <w:color w:val="000000"/>
-          <w:sz w:val="20"/>
-          <w:szCs w:val="20"/>
-        </w:rPr>
-        <w:tab/>
-      </w:r>
-      <w:r>
-        <w:rPr>
-          <w:rFonts w:ascii="Arial" w:eastAsia="Arial" w:hAnsi="Arial" w:cs="Arial"/>
-          <w:b/>
-          <w:color w:val="000000"/>
-          <w:sz w:val="20"/>
-          <w:szCs w:val="20"/>
-        </w:rPr>
-        <w:tab/>
-      </w:r>
-      <w:r>
-        <w:rPr>
-          <w:rFonts w:ascii="Arial" w:eastAsia="Arial" w:hAnsi="Arial" w:cs="Arial"/>
-          <w:b/>
-          <w:color w:val="000000"/>
-          <w:sz w:val="20"/>
-          <w:szCs w:val="20"/>
-        </w:rPr>
-        <w:t xml:space="preserve">             </w:t>
-      </w:r>
-      <w:r>
-        <w:rPr>
-          <w:rFonts w:ascii="Arial" w:eastAsia="Arial" w:hAnsi="Arial" w:cs="Arial"/>
-          <w:color w:val="000000"/>
-          <w:sz w:val="20"/>
-          <w:szCs w:val="20"/>
-        </w:rPr>
-        <w:t xml:space="preserve">02/2022 – </w:t>
-      </w:r>
-      <w:r>
-        <w:rPr>
-          <w:rFonts w:ascii="Arial" w:eastAsia="Arial" w:hAnsi="Arial" w:cs="Arial"/>
-          <w:color w:val="000000"/>
-          <w:sz w:val="20"/>
-          <w:szCs w:val="20"/>
-        </w:rPr>
-        <w:t>08/2025</w:t>
-      </w:r>
-    </w:p>
-    <w:p>
-      <w:pPr>
-        <w:spacing w:line="240" w:lineRule="auto"/>
-        <w:jc w:val="both"/>
-        <w:rPr>
-          <w:rFonts w:ascii="Arial" w:eastAsia="Arial" w:hAnsi="Arial" w:cs="Arial"/>
-          <w:b/>
-          <w:color w:val="000000"/>
-          <w:sz w:val="20"/>
-          <w:szCs w:val="20"/>
-        </w:rPr>
-      </w:pPr>
-      <w:r>
-        <w:rPr>
-          <w:rFonts w:ascii="Arial" w:eastAsia="Arial" w:hAnsi="Arial" w:cs="Arial"/>
-          <w:b/>
-          <w:color w:val="000000"/>
-          <w:sz w:val="20"/>
-          <w:szCs w:val="20"/>
-        </w:rPr>
-        <w:t xml:space="preserve">Sky Group, </w:t>
-      </w:r>
-      <w:r>
-        <w:rPr>
-          <w:rFonts w:ascii="Arial" w:eastAsia="Arial" w:hAnsi="Arial" w:cs="Arial"/>
-          <w:color w:val="000000"/>
-          <w:sz w:val="20"/>
-          <w:szCs w:val="20"/>
-        </w:rPr>
-        <w:t>Milano</w:t>
-      </w:r>
-    </w:p>
-    <w:p>
-      <w:pPr>
-        <w:pBdr>
-          <w:top w:val="nil"/>
-          <w:left w:val="nil"/>
-          <w:bottom w:val="nil"/>
-          <w:right w:val="nil"/>
-          <w:between w:val="nil"/>
-        </w:pBdr>
-        <w:spacing w:line="240" w:lineRule="auto"/>
-        <w:rPr>
-          <w:rFonts w:ascii="Arial" w:eastAsia="Arial" w:hAnsi="Arial" w:cs="Arial"/>
-          <w:i/>
-          <w:color w:val="000000"/>
-          <w:sz w:val="18"/>
-          <w:szCs w:val="18"/>
-        </w:rPr>
-      </w:pPr>
-      <w:r>
-        <w:rPr>
-          <w:rFonts w:ascii="Arial" w:eastAsia="Arial" w:hAnsi="Arial" w:cs="Arial"/>
-          <w:i/>
-          <w:color w:val="000000"/>
-          <w:sz w:val="18"/>
-          <w:szCs w:val="18"/>
-        </w:rPr>
-        <w:t xml:space="preserve">Delivered data science </w:t>
-      </w:r>
-      <w:r>
-        <w:rPr>
-          <w:rFonts w:ascii="Arial" w:eastAsia="Arial" w:hAnsi="Arial" w:cs="Arial"/>
-          <w:i/>
-          <w:color w:val="000000"/>
-          <w:sz w:val="18"/>
-          <w:szCs w:val="18"/>
-        </w:rPr>
-        <w:t xml:space="preserve">and ML </w:t>
-      </w:r>
-      <w:r>
-        <w:rPr>
-          <w:rFonts w:ascii="Arial" w:eastAsia="Arial" w:hAnsi="Arial" w:cs="Arial"/>
-          <w:i/>
-          <w:color w:val="000000"/>
-          <w:sz w:val="18"/>
-          <w:szCs w:val="18"/>
-        </w:rPr>
-        <w:t>solutions for anti-piracy and cybersecurity across Sky Group's European markets, working within a cross-functional international team.</w:t>
+          <w:sz w:val="18"/>
+          <w:szCs w:val="18"/>
+        </w:rPr>
+        <w:t>Designing data science solutions and ML pipelines on GCP, translating business problems into production-ready systems.</w:t>
       </w:r>
     </w:p>
     <w:p>
@@ -1020,6 +760,379 @@
         <w:spacing w:line="240" w:lineRule="auto"/>
         <w:rPr>
           <w:rFonts w:ascii="Arial" w:eastAsia="Arial" w:hAnsi="Arial" w:cs="Arial"/>
+          <w:iCs/>
+          <w:color w:val="000000"/>
+          <w:sz w:val="18"/>
+          <w:szCs w:val="18"/>
+        </w:rPr>
+      </w:pPr>
+      <w:r>
+        <w:rPr>
+          <w:rFonts w:ascii="Arial" w:eastAsia="Arial" w:hAnsi="Arial" w:cs="Arial"/>
+          <w:i/>
+          <w:color w:val="000000"/>
+          <w:sz w:val="18"/>
+          <w:szCs w:val="18"/>
+        </w:rPr>
+        <w:t>Predictive analytics pipelines</w:t>
+      </w:r>
+      <w:r>
+        <w:rPr>
+          <w:rFonts w:ascii="Arial" w:eastAsia="Arial" w:hAnsi="Arial" w:cs="Arial"/>
+          <w:iCs/>
+          <w:color w:val="000000"/>
+          <w:sz w:val="18"/>
+          <w:szCs w:val="18"/>
+        </w:rPr>
+        <w:t xml:space="preserve"> – Customer loyalty scoring, demand forecasting, and churn prediction for automotive and retail client.</w:t>
+      </w:r>
+    </w:p>
+    <w:p>
+      <w:pPr>
+        <w:pStyle w:val="Paragrafoelenco"/>
+        <w:numPr>
+          <w:ilvl w:val="0"/>
+          <w:numId w:val="2"/>
+        </w:numPr>
+        <w:pBdr>
+          <w:top w:val="nil"/>
+          <w:left w:val="nil"/>
+          <w:bottom w:val="nil"/>
+          <w:right w:val="nil"/>
+          <w:between w:val="nil"/>
+        </w:pBdr>
+        <w:spacing w:line="240" w:lineRule="auto"/>
+        <w:rPr>
+          <w:rFonts w:ascii="Arial" w:eastAsia="Arial" w:hAnsi="Arial" w:cs="Arial"/>
+          <w:iCs/>
+          <w:color w:val="000000"/>
+          <w:sz w:val="18"/>
+          <w:szCs w:val="18"/>
+        </w:rPr>
+      </w:pPr>
+      <w:r>
+        <w:rPr>
+          <w:rFonts w:ascii="Arial" w:eastAsia="Arial" w:hAnsi="Arial" w:cs="Arial"/>
+          <w:i/>
+          <w:color w:val="000000"/>
+          <w:sz w:val="18"/>
+          <w:szCs w:val="18"/>
+        </w:rPr>
+        <w:t xml:space="preserve">Anomaly detection – </w:t>
+      </w:r>
+      <w:r>
+        <w:rPr>
+          <w:rFonts w:ascii="Arial" w:eastAsia="Arial" w:hAnsi="Arial" w:cs="Arial"/>
+          <w:iCs/>
+          <w:color w:val="000000"/>
+          <w:sz w:val="18"/>
+          <w:szCs w:val="18"/>
+        </w:rPr>
+        <w:t>Real-time monitoring and risk scoring systems for e-commerce order management</w:t>
+      </w:r>
+      <w:r>
+        <w:rPr>
+          <w:rFonts w:ascii="Arial" w:eastAsia="Arial" w:hAnsi="Arial" w:cs="Arial"/>
+          <w:iCs/>
+          <w:color w:val="000000"/>
+          <w:sz w:val="18"/>
+          <w:szCs w:val="18"/>
+        </w:rPr>
+        <w:t>.</w:t>
+      </w:r>
+    </w:p>
+    <w:p>
+      <w:pPr>
+        <w:pStyle w:val="Paragrafoelenco"/>
+        <w:numPr>
+          <w:ilvl w:val="0"/>
+          <w:numId w:val="2"/>
+        </w:numPr>
+        <w:pBdr>
+          <w:top w:val="nil"/>
+          <w:left w:val="nil"/>
+          <w:bottom w:val="nil"/>
+          <w:right w:val="nil"/>
+          <w:between w:val="nil"/>
+        </w:pBdr>
+        <w:spacing w:line="240" w:lineRule="auto"/>
+        <w:rPr>
+          <w:rFonts w:ascii="Arial" w:eastAsia="Arial" w:hAnsi="Arial" w:cs="Arial"/>
+          <w:iCs/>
+          <w:color w:val="000000"/>
+          <w:sz w:val="18"/>
+          <w:szCs w:val="18"/>
+        </w:rPr>
+      </w:pPr>
+      <w:r>
+        <w:rPr>
+          <w:rFonts w:ascii="Arial" w:eastAsia="Arial" w:hAnsi="Arial" w:cs="Arial"/>
+          <w:i/>
+          <w:color w:val="000000"/>
+          <w:sz w:val="18"/>
+          <w:szCs w:val="18"/>
+        </w:rPr>
+        <w:t>AI assistants</w:t>
+      </w:r>
+      <w:r>
+        <w:rPr>
+          <w:rFonts w:ascii="Arial" w:eastAsia="Arial" w:hAnsi="Arial" w:cs="Arial"/>
+          <w:iCs/>
+          <w:color w:val="000000"/>
+          <w:sz w:val="18"/>
+          <w:szCs w:val="18"/>
+        </w:rPr>
+        <w:t xml:space="preserve"> – RAG-based conversational agent using Google ADK and Gemini for document Q&amp;A</w:t>
+      </w:r>
+      <w:r>
+        <w:rPr>
+          <w:rFonts w:ascii="Arial" w:eastAsia="Arial" w:hAnsi="Arial" w:cs="Arial"/>
+          <w:iCs/>
+          <w:color w:val="000000"/>
+          <w:sz w:val="18"/>
+          <w:szCs w:val="18"/>
+        </w:rPr>
+        <w:t>.</w:t>
+      </w:r>
+    </w:p>
+    <w:p>
+      <w:pPr>
+        <w:pBdr>
+          <w:top w:val="nil"/>
+          <w:left w:val="nil"/>
+          <w:bottom w:val="nil"/>
+          <w:right w:val="nil"/>
+          <w:between w:val="nil"/>
+        </w:pBdr>
+        <w:spacing w:line="240" w:lineRule="auto"/>
+        <w:rPr>
+          <w:rFonts w:ascii="Arial" w:eastAsia="Arial" w:hAnsi="Arial" w:cs="Arial"/>
+          <w:iCs/>
+          <w:color w:val="000000"/>
+          <w:sz w:val="18"/>
+          <w:szCs w:val="18"/>
+        </w:rPr>
+      </w:pPr>
+    </w:p>
+    <w:p>
+      <w:pPr>
+        <w:spacing w:line="240" w:lineRule="auto"/>
+        <w:jc w:val="both"/>
+        <w:rPr>
+          <w:rFonts w:ascii="Arial" w:eastAsia="Arial" w:hAnsi="Arial" w:cs="Arial"/>
+          <w:i/>
+          <w:color w:val="000000"/>
+          <w:sz w:val="20"/>
+          <w:szCs w:val="20"/>
+        </w:rPr>
+      </w:pPr>
+      <w:r>
+        <w:rPr>
+          <w:rFonts w:ascii="Arial" w:eastAsia="Arial" w:hAnsi="Arial" w:cs="Arial"/>
+          <w:b/>
+          <w:color w:val="000000"/>
+          <w:sz w:val="20"/>
+          <w:szCs w:val="20"/>
+        </w:rPr>
+        <w:t>Senior Data Scientist</w:t>
+      </w:r>
+      <w:r>
+        <w:rPr>
+          <w:rFonts w:ascii="Arial" w:eastAsia="Arial" w:hAnsi="Arial" w:cs="Arial"/>
+          <w:b/>
+          <w:color w:val="000000"/>
+          <w:sz w:val="20"/>
+          <w:szCs w:val="20"/>
+        </w:rPr>
+        <w:t xml:space="preserve">                 </w:t>
+      </w:r>
+      <w:r>
+        <w:rPr>
+          <w:rFonts w:ascii="Arial" w:eastAsia="Arial" w:hAnsi="Arial" w:cs="Arial"/>
+          <w:b/>
+          <w:color w:val="000000"/>
+          <w:sz w:val="20"/>
+          <w:szCs w:val="20"/>
+        </w:rPr>
+        <w:tab/>
+      </w:r>
+      <w:r>
+        <w:rPr>
+          <w:rFonts w:ascii="Arial" w:eastAsia="Arial" w:hAnsi="Arial" w:cs="Arial"/>
+          <w:b/>
+          <w:color w:val="000000"/>
+          <w:sz w:val="20"/>
+          <w:szCs w:val="20"/>
+        </w:rPr>
+        <w:tab/>
+      </w:r>
+      <w:r>
+        <w:rPr>
+          <w:rFonts w:ascii="Arial" w:eastAsia="Arial" w:hAnsi="Arial" w:cs="Arial"/>
+          <w:b/>
+          <w:color w:val="000000"/>
+          <w:sz w:val="20"/>
+          <w:szCs w:val="20"/>
+        </w:rPr>
+        <w:tab/>
+      </w:r>
+      <w:r>
+        <w:rPr>
+          <w:rFonts w:ascii="Arial" w:eastAsia="Arial" w:hAnsi="Arial" w:cs="Arial"/>
+          <w:b/>
+          <w:color w:val="000000"/>
+          <w:sz w:val="20"/>
+          <w:szCs w:val="20"/>
+        </w:rPr>
+        <w:tab/>
+      </w:r>
+      <w:r>
+        <w:rPr>
+          <w:rFonts w:ascii="Arial" w:eastAsia="Arial" w:hAnsi="Arial" w:cs="Arial"/>
+          <w:b/>
+          <w:color w:val="000000"/>
+          <w:sz w:val="20"/>
+          <w:szCs w:val="20"/>
+        </w:rPr>
+        <w:tab/>
+      </w:r>
+      <w:r>
+        <w:rPr>
+          <w:rFonts w:ascii="Arial" w:eastAsia="Arial" w:hAnsi="Arial" w:cs="Arial"/>
+          <w:b/>
+          <w:color w:val="000000"/>
+          <w:sz w:val="20"/>
+          <w:szCs w:val="20"/>
+        </w:rPr>
+        <w:tab/>
+      </w:r>
+      <w:r>
+        <w:rPr>
+          <w:rFonts w:ascii="Arial" w:eastAsia="Arial" w:hAnsi="Arial" w:cs="Arial"/>
+          <w:b/>
+          <w:color w:val="000000"/>
+          <w:sz w:val="20"/>
+          <w:szCs w:val="20"/>
+        </w:rPr>
+        <w:t xml:space="preserve">             </w:t>
+      </w:r>
+      <w:r>
+        <w:rPr>
+          <w:rFonts w:ascii="Arial" w:eastAsia="Arial" w:hAnsi="Arial" w:cs="Arial"/>
+          <w:color w:val="000000"/>
+          <w:sz w:val="20"/>
+          <w:szCs w:val="20"/>
+        </w:rPr>
+        <w:t xml:space="preserve">02/2022 – </w:t>
+      </w:r>
+      <w:r>
+        <w:rPr>
+          <w:rFonts w:ascii="Arial" w:eastAsia="Arial" w:hAnsi="Arial" w:cs="Arial"/>
+          <w:color w:val="000000"/>
+          <w:sz w:val="20"/>
+          <w:szCs w:val="20"/>
+        </w:rPr>
+        <w:t>08/2025</w:t>
+      </w:r>
+    </w:p>
+    <w:p>
+      <w:pPr>
+        <w:spacing w:line="240" w:lineRule="auto"/>
+        <w:jc w:val="both"/>
+        <w:rPr>
+          <w:rFonts w:ascii="Arial" w:eastAsia="Arial" w:hAnsi="Arial" w:cs="Arial"/>
+          <w:b/>
+          <w:color w:val="000000"/>
+          <w:sz w:val="20"/>
+          <w:szCs w:val="20"/>
+        </w:rPr>
+      </w:pPr>
+      <w:r>
+        <w:rPr>
+          <w:rFonts w:ascii="Arial" w:eastAsia="Arial" w:hAnsi="Arial" w:cs="Arial"/>
+          <w:b/>
+          <w:color w:val="000000"/>
+          <w:sz w:val="20"/>
+          <w:szCs w:val="20"/>
+        </w:rPr>
+        <w:t xml:space="preserve">Sky Group, </w:t>
+      </w:r>
+      <w:r>
+        <w:rPr>
+          <w:rFonts w:ascii="Arial" w:eastAsia="Arial" w:hAnsi="Arial" w:cs="Arial"/>
+          <w:color w:val="000000"/>
+          <w:sz w:val="20"/>
+          <w:szCs w:val="20"/>
+        </w:rPr>
+        <w:t>Milano</w:t>
+      </w:r>
+    </w:p>
+    <w:p>
+      <w:pPr>
+        <w:pBdr>
+          <w:top w:val="nil"/>
+          <w:left w:val="nil"/>
+          <w:bottom w:val="nil"/>
+          <w:right w:val="nil"/>
+          <w:between w:val="nil"/>
+        </w:pBdr>
+        <w:spacing w:line="240" w:lineRule="auto"/>
+        <w:rPr>
+          <w:rFonts w:ascii="Arial" w:eastAsia="Arial" w:hAnsi="Arial" w:cs="Arial"/>
+          <w:i/>
+          <w:color w:val="000000"/>
+          <w:sz w:val="18"/>
+          <w:szCs w:val="18"/>
+        </w:rPr>
+      </w:pPr>
+      <w:r>
+        <w:rPr>
+          <w:rFonts w:ascii="Arial" w:eastAsia="Arial" w:hAnsi="Arial" w:cs="Arial"/>
+          <w:i/>
+          <w:color w:val="000000"/>
+          <w:sz w:val="18"/>
+          <w:szCs w:val="18"/>
+        </w:rPr>
+        <w:t xml:space="preserve">Delivered data science </w:t>
+      </w:r>
+      <w:r>
+        <w:rPr>
+          <w:rFonts w:ascii="Arial" w:eastAsia="Arial" w:hAnsi="Arial" w:cs="Arial"/>
+          <w:i/>
+          <w:color w:val="000000"/>
+          <w:sz w:val="18"/>
+          <w:szCs w:val="18"/>
+        </w:rPr>
+        <w:t xml:space="preserve">and ML </w:t>
+      </w:r>
+      <w:r>
+        <w:rPr>
+          <w:rFonts w:ascii="Arial" w:eastAsia="Arial" w:hAnsi="Arial" w:cs="Arial"/>
+          <w:i/>
+          <w:color w:val="000000"/>
+          <w:sz w:val="18"/>
+          <w:szCs w:val="18"/>
+        </w:rPr>
+        <w:t>solutions for anti-piracy and cybersecurity across Sky Group's European markets, working within a cross-functional international team.</w:t>
+      </w:r>
+    </w:p>
+    <w:p>
+      <w:pPr>
+        <w:pStyle w:val="Paragrafoelenco"/>
+        <w:numPr>
+          <w:ilvl w:val="0"/>
+          <w:numId w:val="2"/>
+        </w:numPr>
+        <w:pBdr>
+          <w:top w:val="nil"/>
+          <w:left w:val="nil"/>
+          <w:bottom w:val="nil"/>
+          <w:right w:val="nil"/>
+          <w:between w:val="nil"/>
+        </w:pBdr>
+        <w:spacing w:line="240" w:lineRule="auto"/>
+        <w:rPr>
+          <w:rFonts w:ascii="Arial" w:eastAsia="Arial" w:hAnsi="Arial" w:cs="Arial"/>
           <w:i/>
           <w:color w:val="000000"/>
           <w:sz w:val="18"/>
@@ -1068,17 +1181,7 @@
           <w:sz w:val="18"/>
           <w:szCs w:val="18"/>
         </w:rPr>
-        <w:t>Built and deployed ML suite detecting illicit streaming behavior across broadcast networks, achieving 60% improvement in detection accuracy</w:t>
-      </w:r>
-      <w:r>
-        <w:rPr>
-          <w:rFonts w:ascii="Arial" w:eastAsia="Arial" w:hAnsi="Arial" w:cs="Arial"/>
-          <w:iCs/>
-          <w:color w:val="000000"/>
-          <w:sz w:val="18"/>
-          <w:szCs w:val="18"/>
-        </w:rPr>
-        <w:t>.</w:t>
+        <w:t>Built and deployed ML suite detecting illicit streaming behavior across broadcast networks, achieving 60% improvement in detection accuracy.</w:t>
       </w:r>
     </w:p>
     <w:p>
@@ -1214,17 +1317,7 @@
           <w:sz w:val="18"/>
           <w:szCs w:val="18"/>
         </w:rPr>
-        <w:t>Applied operations research techniques (Integer Linear Programming, object detection optimization) to improve model accuracy by 10% while cutting infrastructure costs by 30%</w:t>
-      </w:r>
-      <w:r>
-        <w:rPr>
-          <w:rFonts w:ascii="Arial" w:eastAsia="Arial" w:hAnsi="Arial" w:cs="Arial"/>
-          <w:iCs/>
-          <w:color w:val="000000"/>
-          <w:sz w:val="18"/>
-          <w:szCs w:val="18"/>
-        </w:rPr>
-        <w:t>.</w:t>
+        <w:t>Applied operations research techniques (Integer Linear Programming, object detection optimization) to improve model accuracy by 10% while cutting infrastructure costs by 30%.</w:t>
       </w:r>
     </w:p>
     <w:p>
@@ -1326,27 +1419,7 @@
           <w:sz w:val="18"/>
           <w:szCs w:val="18"/>
         </w:rPr>
-        <w:t xml:space="preserve">Conducted code reviews and </w:t>
-      </w:r>
-      <w:r>
-        <w:rPr>
-          <w:rFonts w:ascii="Arial" w:eastAsia="Arial" w:hAnsi="Arial" w:cs="Arial"/>
-          <w:iCs/>
-          <w:color w:val="000000"/>
-          <w:sz w:val="18"/>
-          <w:szCs w:val="18"/>
-        </w:rPr>
-        <w:t>supported</w:t>
-      </w:r>
-      <w:r>
-        <w:rPr>
-          <w:rFonts w:ascii="Arial" w:eastAsia="Arial" w:hAnsi="Arial" w:cs="Arial"/>
-          <w:iCs/>
-          <w:color w:val="000000"/>
-          <w:sz w:val="18"/>
-          <w:szCs w:val="18"/>
-        </w:rPr>
-        <w:t xml:space="preserve"> team members, ensuring robust delivery.</w:t>
+        <w:t>Conducted code reviews and supported team members, ensuring robust delivery.</w:t>
       </w:r>
     </w:p>
     <w:p>
@@ -1724,6 +1797,25 @@
     </w:p>
     <w:p>
       <w:pPr>
+        <w:pBdr>
+          <w:top w:val="nil"/>
+          <w:left w:val="nil"/>
+          <w:bottom w:val="nil"/>
+          <w:right w:val="nil"/>
+          <w:between w:val="nil"/>
+        </w:pBdr>
+        <w:spacing w:line="240" w:lineRule="auto"/>
+        <w:rPr>
+          <w:rFonts w:ascii="Arial" w:eastAsia="Arial" w:hAnsi="Arial" w:cs="Arial"/>
+          <w:color w:val="000000"/>
+          <w:sz w:val="18"/>
+          <w:szCs w:val="18"/>
+          <w:highlight w:val="white"/>
+        </w:rPr>
+      </w:pPr>
+    </w:p>
+    <w:p>
+      <w:pPr>
         <w:spacing w:line="240" w:lineRule="auto"/>
         <w:rPr>
           <w:rFonts w:ascii="Arial" w:eastAsia="Arial" w:hAnsi="Arial" w:cs="Arial"/>
@@ -1738,6 +1830,19 @@
     <w:p>
       <w:pPr>
         <w:spacing w:line="240" w:lineRule="auto"/>
+        <w:rPr>
+          <w:rFonts w:ascii="Arial" w:eastAsia="Arial" w:hAnsi="Arial" w:cs="Arial"/>
+          <w:i/>
+          <w:color w:val="000000"/>
+          <w:sz w:val="18"/>
+          <w:szCs w:val="18"/>
+          <w:highlight w:val="white"/>
+        </w:rPr>
+      </w:pPr>
+    </w:p>
+    <w:p>
+      <w:pPr>
+        <w:spacing w:line="240" w:lineRule="auto"/>
         <w:jc w:val="both"/>
         <w:rPr>
           <w:rFonts w:ascii="Arial" w:eastAsia="Arial" w:hAnsi="Arial" w:cs="Arial"/>
@@ -1755,6 +1860,7 @@
           <w:sz w:val="20"/>
           <w:szCs w:val="20"/>
         </w:rPr>
+        <w:lastRenderedPageBreak/>
         <w:t>Quantitative Analyst</w:t>
       </w:r>
       <w:r>
@@ -2418,16 +2524,7 @@
           <w:sz w:val="18"/>
           <w:szCs w:val="18"/>
         </w:rPr>
-        <w:t xml:space="preserve"> at </w:t>
-      </w:r>
-      <w:r>
-        <w:rPr>
-          <w:rFonts w:ascii="Arial" w:eastAsia="Arial" w:hAnsi="Arial" w:cs="Arial"/>
-          <w:color w:val="000000"/>
-          <w:sz w:val="18"/>
-          <w:szCs w:val="18"/>
-        </w:rPr>
-        <w:t>Google Cloud</w:t>
+        <w:t xml:space="preserve"> at Google Cloud</w:t>
       </w:r>
     </w:p>
     <w:p>
